--- a/Knowledge/3-Work knowledge/1-Software Engineering/1-Software Engineering Fundamentals/5-My Source/4-Networks Devices/8-Types of NICs/3-Wi-Fi NIC.docx
+++ b/Knowledge/3-Work knowledge/1-Software Engineering/1-Software Engineering Fundamentals/5-My Source/4-Networks Devices/8-Types of NICs/3-Wi-Fi NIC.docx
@@ -4,44 +4,28 @@
   <w:body>
     <w:p>
       <w:pPr>
-        <w:keepNext/>
-        <w:keepLines/>
-        <w:spacing w:before="400" w:after="120" w:line="276" w:lineRule="auto"/>
-        <w:outlineLvl w:val="0"/>
-        <w:rPr>
-          <w:rFonts w:ascii="Arial" w:eastAsia="Arial" w:hAnsi="Arial" w:cs="Arial"/>
-          <w:kern w:val="0"/>
-          <w:sz w:val="40"/>
-          <w:szCs w:val="40"/>
-          <w:lang w:val="en"/>
-          <w14:ligatures w14:val="none"/>
+        <w:pStyle w:val="Heading1"/>
+        <w:rPr>
+          <w:rFonts w:eastAsia="Arial"/>
+          <w:lang w:val="en"/>
         </w:rPr>
       </w:pPr>
       <w:bookmarkStart w:id="0" w:name="_hc6prqp8trfy" w:colFirst="0" w:colLast="0"/>
       <w:bookmarkEnd w:id="0"/>
       <w:r>
         <w:rPr>
-          <w:rFonts w:ascii="Arial" w:eastAsia="Arial" w:hAnsi="Arial" w:cs="Arial"/>
-          <w:kern w:val="0"/>
-          <w:sz w:val="40"/>
-          <w:szCs w:val="40"/>
-          <w:lang w:val="en"/>
-          <w14:ligatures w14:val="none"/>
+          <w:rFonts w:eastAsia="Arial"/>
+          <w:lang w:val="en"/>
         </w:rPr>
         <w:t>Wi-Fi NIC</w:t>
       </w:r>
     </w:p>
     <w:p>
       <w:pPr>
-        <w:spacing w:before="280" w:after="120" w:line="276" w:lineRule="auto"/>
-        <w:outlineLvl w:val="1"/>
-        <w:rPr>
-          <w:rFonts w:ascii="Arial" w:eastAsia="Arial" w:hAnsi="Arial" w:cs="Arial"/>
-          <w:kern w:val="0"/>
-          <w:sz w:val="32"/>
-          <w:szCs w:val="32"/>
-          <w:lang w:val="en"/>
-          <w14:ligatures w14:val="none"/>
+        <w:pStyle w:val="Heading2"/>
+        <w:rPr>
+          <w:rFonts w:eastAsia="Arial"/>
+          <w:lang w:val="en"/>
         </w:rPr>
       </w:pPr>
       <w:bookmarkStart w:id="1" w:name="_7iqqslftma53" w:colFirst="0" w:colLast="0"/>
@@ -49,22 +33,14 @@
       <w:r>
         <w:rPr>
           <w:rFonts w:ascii="Segoe UI Emoji" w:eastAsia="Arial" w:hAnsi="Segoe UI Emoji" w:cs="Segoe UI Emoji"/>
-          <w:kern w:val="0"/>
-          <w:sz w:val="32"/>
-          <w:szCs w:val="32"/>
-          <w:lang w:val="en"/>
-          <w14:ligatures w14:val="none"/>
+          <w:lang w:val="en"/>
         </w:rPr>
         <w:t>📶</w:t>
       </w:r>
       <w:r>
         <w:rPr>
-          <w:rFonts w:ascii="Arial" w:eastAsia="Arial" w:hAnsi="Arial" w:cs="Arial"/>
-          <w:kern w:val="0"/>
-          <w:sz w:val="32"/>
-          <w:szCs w:val="32"/>
-          <w:lang w:val="en"/>
-          <w14:ligatures w14:val="none"/>
+          <w:rFonts w:eastAsia="Arial"/>
+          <w:lang w:val="en"/>
         </w:rPr>
         <w:t xml:space="preserve"> What is a Wi-Fi NIC (Network Interface Card)?</w:t>
       </w:r>
@@ -106,6 +82,7 @@
         </w:rPr>
         <w:t xml:space="preserve">: </w:t>
       </w:r>
+      <w:proofErr w:type="spellStart"/>
       <w:r>
         <w:rPr>
           <w:rFonts w:ascii="Arial" w:eastAsia="Arial" w:hAnsi="Arial" w:cs="Arial"/>
@@ -117,7 +94,21 @@
           <w:lang w:val="en"/>
           <w14:ligatures w14:val="none"/>
         </w:rPr>
-        <w:t>Chatgpt (GPT</w:t>
+        <w:t>Chatgpt</w:t>
+      </w:r>
+      <w:proofErr w:type="spellEnd"/>
+      <w:r>
+        <w:rPr>
+          <w:rFonts w:ascii="Arial" w:eastAsia="Arial" w:hAnsi="Arial" w:cs="Arial"/>
+          <w:b/>
+          <w:kern w:val="0"/>
+          <w:sz w:val="22"/>
+          <w:szCs w:val="22"/>
+          <w:highlight w:val="darkGray"/>
+          <w:lang w:val="en"/>
+          <w14:ligatures w14:val="none"/>
+        </w:rPr>
+        <w:t xml:space="preserve"> (GPT</w:t>
       </w:r>
       <w:r>
         <w:rPr>
@@ -384,15 +375,10 @@
     </w:p>
     <w:p>
       <w:pPr>
-        <w:spacing w:before="280" w:after="120" w:line="276" w:lineRule="auto"/>
-        <w:outlineLvl w:val="1"/>
-        <w:rPr>
-          <w:rFonts w:ascii="Arial" w:eastAsia="Arial" w:hAnsi="Arial" w:cs="Arial"/>
-          <w:kern w:val="0"/>
-          <w:sz w:val="32"/>
-          <w:szCs w:val="32"/>
-          <w:lang w:val="en"/>
-          <w14:ligatures w14:val="none"/>
+        <w:pStyle w:val="Heading2"/>
+        <w:rPr>
+          <w:rFonts w:eastAsia="Arial"/>
+          <w:lang w:val="en"/>
         </w:rPr>
       </w:pPr>
       <w:bookmarkStart w:id="2" w:name="_ijqowbdorj0w" w:colFirst="0" w:colLast="0"/>
@@ -400,22 +386,14 @@
       <w:r>
         <w:rPr>
           <w:rFonts w:ascii="Segoe UI Emoji" w:eastAsia="Arial" w:hAnsi="Segoe UI Emoji" w:cs="Segoe UI Emoji"/>
-          <w:kern w:val="0"/>
-          <w:sz w:val="32"/>
-          <w:szCs w:val="32"/>
-          <w:lang w:val="en"/>
-          <w14:ligatures w14:val="none"/>
+          <w:lang w:val="en"/>
         </w:rPr>
         <w:t>🔧</w:t>
       </w:r>
       <w:r>
         <w:rPr>
-          <w:rFonts w:ascii="Arial" w:eastAsia="Arial" w:hAnsi="Arial" w:cs="Arial"/>
-          <w:kern w:val="0"/>
-          <w:sz w:val="32"/>
-          <w:szCs w:val="32"/>
-          <w:lang w:val="en"/>
-          <w14:ligatures w14:val="none"/>
+          <w:rFonts w:eastAsia="Arial"/>
+          <w:lang w:val="en"/>
         </w:rPr>
         <w:t xml:space="preserve"> What Does a Wi-Fi NIC Do?</w:t>
       </w:r>
@@ -457,6 +435,7 @@
         </w:rPr>
         <w:t xml:space="preserve">: </w:t>
       </w:r>
+      <w:proofErr w:type="spellStart"/>
       <w:r>
         <w:rPr>
           <w:rFonts w:ascii="Arial" w:eastAsia="Arial" w:hAnsi="Arial" w:cs="Arial"/>
@@ -468,7 +447,21 @@
           <w:lang w:val="en"/>
           <w14:ligatures w14:val="none"/>
         </w:rPr>
-        <w:t>Chatgpt (GPT</w:t>
+        <w:t>Chatgpt</w:t>
+      </w:r>
+      <w:proofErr w:type="spellEnd"/>
+      <w:r>
+        <w:rPr>
+          <w:rFonts w:ascii="Arial" w:eastAsia="Arial" w:hAnsi="Arial" w:cs="Arial"/>
+          <w:b/>
+          <w:kern w:val="0"/>
+          <w:sz w:val="22"/>
+          <w:szCs w:val="22"/>
+          <w:highlight w:val="darkGray"/>
+          <w:lang w:val="en"/>
+          <w14:ligatures w14:val="none"/>
+        </w:rPr>
+        <w:t xml:space="preserve"> (GPT</w:t>
       </w:r>
       <w:r>
         <w:rPr>
@@ -881,6 +874,7 @@
                 <w:lang w:val="en"/>
                 <w14:ligatures w14:val="none"/>
               </w:rPr>
+              <w:lastRenderedPageBreak/>
               <w:t>Assigns MAC address</w:t>
             </w:r>
           </w:p>
@@ -1128,15 +1122,10 @@
     </w:p>
     <w:p>
       <w:pPr>
-        <w:spacing w:before="280" w:after="120" w:line="276" w:lineRule="auto"/>
-        <w:outlineLvl w:val="1"/>
-        <w:rPr>
-          <w:rFonts w:ascii="Arial" w:eastAsia="Arial" w:hAnsi="Arial" w:cs="Arial"/>
-          <w:kern w:val="0"/>
-          <w:sz w:val="32"/>
-          <w:szCs w:val="32"/>
-          <w:lang w:val="en"/>
-          <w14:ligatures w14:val="none"/>
+        <w:pStyle w:val="Heading2"/>
+        <w:rPr>
+          <w:rFonts w:eastAsia="Arial"/>
+          <w:lang w:val="en"/>
         </w:rPr>
       </w:pPr>
       <w:bookmarkStart w:id="3" w:name="_kp1e7stw0r6y" w:colFirst="0" w:colLast="0"/>
@@ -1144,22 +1133,14 @@
       <w:r>
         <w:rPr>
           <w:rFonts w:ascii="Segoe UI Emoji" w:eastAsia="Arial" w:hAnsi="Segoe UI Emoji" w:cs="Segoe UI Emoji"/>
-          <w:kern w:val="0"/>
-          <w:sz w:val="32"/>
-          <w:szCs w:val="32"/>
-          <w:lang w:val="en"/>
-          <w14:ligatures w14:val="none"/>
+          <w:lang w:val="en"/>
         </w:rPr>
         <w:t>📦</w:t>
       </w:r>
       <w:r>
         <w:rPr>
-          <w:rFonts w:ascii="Arial" w:eastAsia="Arial" w:hAnsi="Arial" w:cs="Arial"/>
-          <w:kern w:val="0"/>
-          <w:sz w:val="32"/>
-          <w:szCs w:val="32"/>
-          <w:lang w:val="en"/>
-          <w14:ligatures w14:val="none"/>
+          <w:rFonts w:eastAsia="Arial"/>
+          <w:lang w:val="en"/>
         </w:rPr>
         <w:t xml:space="preserve"> Types of Wi-Fi NICs</w:t>
       </w:r>
@@ -1201,6 +1182,7 @@
         </w:rPr>
         <w:t xml:space="preserve">: </w:t>
       </w:r>
+      <w:proofErr w:type="spellStart"/>
       <w:r>
         <w:rPr>
           <w:rFonts w:ascii="Arial" w:eastAsia="Arial" w:hAnsi="Arial" w:cs="Arial"/>
@@ -1212,7 +1194,21 @@
           <w:lang w:val="en"/>
           <w14:ligatures w14:val="none"/>
         </w:rPr>
-        <w:t>Chatgpt (GPT</w:t>
+        <w:t>Chatgpt</w:t>
+      </w:r>
+      <w:proofErr w:type="spellEnd"/>
+      <w:r>
+        <w:rPr>
+          <w:rFonts w:ascii="Arial" w:eastAsia="Arial" w:hAnsi="Arial" w:cs="Arial"/>
+          <w:b/>
+          <w:kern w:val="0"/>
+          <w:sz w:val="22"/>
+          <w:szCs w:val="22"/>
+          <w:highlight w:val="darkGray"/>
+          <w:lang w:val="en"/>
+          <w14:ligatures w14:val="none"/>
+        </w:rPr>
+        <w:t xml:space="preserve"> (GPT</w:t>
       </w:r>
       <w:r>
         <w:rPr>
@@ -2109,6 +2105,7 @@
           <w:lang w:val="en"/>
           <w14:ligatures w14:val="none"/>
         </w:rPr>
+        <w:lastRenderedPageBreak/>
         <w:pict w14:anchorId="6F5DEF80">
           <v:rect id="_x0000_i1027" style="width:0;height:1.5pt" o:hralign="center" o:hrstd="t" o:hr="t" fillcolor="#a0a0a0" stroked="f"/>
         </w:pict>
@@ -2116,15 +2113,10 @@
     </w:p>
     <w:p>
       <w:pPr>
-        <w:spacing w:before="280" w:after="120" w:line="276" w:lineRule="auto"/>
-        <w:outlineLvl w:val="1"/>
-        <w:rPr>
-          <w:rFonts w:ascii="Arial" w:eastAsia="Arial" w:hAnsi="Arial" w:cs="Arial"/>
-          <w:kern w:val="0"/>
-          <w:sz w:val="32"/>
-          <w:szCs w:val="32"/>
-          <w:lang w:val="en"/>
-          <w14:ligatures w14:val="none"/>
+        <w:pStyle w:val="Heading2"/>
+        <w:rPr>
+          <w:rFonts w:eastAsia="Arial"/>
+          <w:lang w:val="en"/>
         </w:rPr>
       </w:pPr>
       <w:bookmarkStart w:id="4" w:name="_z8yk8m797ee8" w:colFirst="0" w:colLast="0"/>
@@ -2132,22 +2124,14 @@
       <w:r>
         <w:rPr>
           <w:rFonts w:ascii="Segoe UI Emoji" w:eastAsia="Arial" w:hAnsi="Segoe UI Emoji" w:cs="Segoe UI Emoji"/>
-          <w:kern w:val="0"/>
-          <w:sz w:val="32"/>
-          <w:szCs w:val="32"/>
-          <w:lang w:val="en"/>
-          <w14:ligatures w14:val="none"/>
+          <w:lang w:val="en"/>
         </w:rPr>
         <w:t>📡</w:t>
       </w:r>
       <w:r>
         <w:rPr>
-          <w:rFonts w:ascii="Arial" w:eastAsia="Arial" w:hAnsi="Arial" w:cs="Arial"/>
-          <w:kern w:val="0"/>
-          <w:sz w:val="32"/>
-          <w:szCs w:val="32"/>
-          <w:lang w:val="en"/>
-          <w14:ligatures w14:val="none"/>
+          <w:rFonts w:eastAsia="Arial"/>
+          <w:lang w:val="en"/>
         </w:rPr>
         <w:t xml:space="preserve"> Wi-Fi Bands &amp; Standards</w:t>
       </w:r>
@@ -2189,6 +2173,7 @@
         </w:rPr>
         <w:t xml:space="preserve">: </w:t>
       </w:r>
+      <w:proofErr w:type="spellStart"/>
       <w:r>
         <w:rPr>
           <w:rFonts w:ascii="Arial" w:eastAsia="Arial" w:hAnsi="Arial" w:cs="Arial"/>
@@ -2200,7 +2185,21 @@
           <w:lang w:val="en"/>
           <w14:ligatures w14:val="none"/>
         </w:rPr>
-        <w:t>Chatgpt (GPT</w:t>
+        <w:t>Chatgpt</w:t>
+      </w:r>
+      <w:proofErr w:type="spellEnd"/>
+      <w:r>
+        <w:rPr>
+          <w:rFonts w:ascii="Arial" w:eastAsia="Arial" w:hAnsi="Arial" w:cs="Arial"/>
+          <w:b/>
+          <w:kern w:val="0"/>
+          <w:sz w:val="22"/>
+          <w:szCs w:val="22"/>
+          <w:highlight w:val="darkGray"/>
+          <w:lang w:val="en"/>
+          <w14:ligatures w14:val="none"/>
+        </w:rPr>
+        <w:t xml:space="preserve"> (GPT</w:t>
       </w:r>
       <w:r>
         <w:rPr>
@@ -3116,15 +3115,10 @@
     </w:p>
     <w:p>
       <w:pPr>
-        <w:spacing w:before="280" w:after="120" w:line="276" w:lineRule="auto"/>
-        <w:outlineLvl w:val="1"/>
-        <w:rPr>
-          <w:rFonts w:ascii="Arial" w:eastAsia="Arial" w:hAnsi="Arial" w:cs="Arial"/>
-          <w:kern w:val="0"/>
-          <w:sz w:val="32"/>
-          <w:szCs w:val="32"/>
-          <w:lang w:val="en"/>
-          <w14:ligatures w14:val="none"/>
+        <w:pStyle w:val="Heading2"/>
+        <w:rPr>
+          <w:rFonts w:ascii="Arial" w:eastAsia="Arial" w:hAnsi="Arial" w:cs="Arial"/>
+          <w:lang w:val="en"/>
         </w:rPr>
       </w:pPr>
       <w:bookmarkStart w:id="5" w:name="_wzmkx9scuj5b" w:colFirst="0" w:colLast="0"/>
@@ -3132,22 +3126,14 @@
       <w:r>
         <w:rPr>
           <w:rFonts w:ascii="Segoe UI Emoji" w:eastAsia="Arial Unicode MS" w:hAnsi="Segoe UI Emoji" w:cs="Segoe UI Emoji"/>
-          <w:kern w:val="0"/>
-          <w:sz w:val="32"/>
-          <w:szCs w:val="32"/>
-          <w:lang w:val="en"/>
-          <w14:ligatures w14:val="none"/>
+          <w:lang w:val="en"/>
         </w:rPr>
         <w:t>✅</w:t>
       </w:r>
       <w:r>
         <w:rPr>
-          <w:rFonts w:ascii="Arial Unicode MS" w:eastAsia="Arial Unicode MS" w:hAnsi="Arial Unicode MS" w:cs="Arial Unicode MS"/>
-          <w:kern w:val="0"/>
-          <w:sz w:val="32"/>
-          <w:szCs w:val="32"/>
-          <w:lang w:val="en"/>
-          <w14:ligatures w14:val="none"/>
+          <w:rFonts w:eastAsia="Arial Unicode MS"/>
+          <w:lang w:val="en"/>
         </w:rPr>
         <w:t xml:space="preserve"> Advantages</w:t>
       </w:r>
@@ -3189,6 +3175,7 @@
         </w:rPr>
         <w:t xml:space="preserve">: </w:t>
       </w:r>
+      <w:proofErr w:type="spellStart"/>
       <w:r>
         <w:rPr>
           <w:rFonts w:ascii="Arial" w:eastAsia="Arial" w:hAnsi="Arial" w:cs="Arial"/>
@@ -3200,7 +3187,21 @@
           <w:lang w:val="en"/>
           <w14:ligatures w14:val="none"/>
         </w:rPr>
-        <w:t>Chatgpt (GPT</w:t>
+        <w:t>Chatgpt</w:t>
+      </w:r>
+      <w:proofErr w:type="spellEnd"/>
+      <w:r>
+        <w:rPr>
+          <w:rFonts w:ascii="Arial" w:eastAsia="Arial" w:hAnsi="Arial" w:cs="Arial"/>
+          <w:b/>
+          <w:kern w:val="0"/>
+          <w:sz w:val="22"/>
+          <w:szCs w:val="22"/>
+          <w:highlight w:val="darkGray"/>
+          <w:lang w:val="en"/>
+          <w14:ligatures w14:val="none"/>
+        </w:rPr>
+        <w:t xml:space="preserve"> (GPT</w:t>
       </w:r>
       <w:r>
         <w:rPr>
@@ -3322,6 +3323,7 @@
           <w:lang w:val="en"/>
           <w14:ligatures w14:val="none"/>
         </w:rPr>
+        <w:lastRenderedPageBreak/>
         <w:t>✅</w:t>
       </w:r>
       <w:r>
@@ -3480,15 +3482,10 @@
     </w:p>
     <w:p>
       <w:pPr>
-        <w:spacing w:before="280" w:after="120" w:line="276" w:lineRule="auto"/>
-        <w:outlineLvl w:val="1"/>
-        <w:rPr>
-          <w:rFonts w:ascii="Arial" w:eastAsia="Arial" w:hAnsi="Arial" w:cs="Arial"/>
-          <w:kern w:val="0"/>
-          <w:sz w:val="32"/>
-          <w:szCs w:val="32"/>
-          <w:lang w:val="en"/>
-          <w14:ligatures w14:val="none"/>
+        <w:pStyle w:val="Heading2"/>
+        <w:rPr>
+          <w:rFonts w:ascii="Arial" w:eastAsia="Arial" w:hAnsi="Arial" w:cs="Arial"/>
+          <w:lang w:val="en"/>
         </w:rPr>
       </w:pPr>
       <w:bookmarkStart w:id="6" w:name="_vz0v6mgcucg0" w:colFirst="0" w:colLast="0"/>
@@ -3496,22 +3493,14 @@
       <w:r>
         <w:rPr>
           <w:rFonts w:ascii="Segoe UI Emoji" w:eastAsia="Arial Unicode MS" w:hAnsi="Segoe UI Emoji" w:cs="Segoe UI Emoji"/>
-          <w:kern w:val="0"/>
-          <w:sz w:val="32"/>
-          <w:szCs w:val="32"/>
-          <w:lang w:val="en"/>
-          <w14:ligatures w14:val="none"/>
+          <w:lang w:val="en"/>
         </w:rPr>
         <w:t>❌</w:t>
       </w:r>
       <w:r>
         <w:rPr>
-          <w:rFonts w:ascii="Arial Unicode MS" w:eastAsia="Arial Unicode MS" w:hAnsi="Arial Unicode MS" w:cs="Arial Unicode MS"/>
-          <w:kern w:val="0"/>
-          <w:sz w:val="32"/>
-          <w:szCs w:val="32"/>
-          <w:lang w:val="en"/>
-          <w14:ligatures w14:val="none"/>
+          <w:rFonts w:eastAsia="Arial Unicode MS"/>
+          <w:lang w:val="en"/>
         </w:rPr>
         <w:t xml:space="preserve"> Disadvantages</w:t>
       </w:r>
@@ -3553,6 +3542,7 @@
         </w:rPr>
         <w:t xml:space="preserve">: </w:t>
       </w:r>
+      <w:proofErr w:type="spellStart"/>
       <w:r>
         <w:rPr>
           <w:rFonts w:ascii="Arial" w:eastAsia="Arial" w:hAnsi="Arial" w:cs="Arial"/>
@@ -3564,7 +3554,21 @@
           <w:lang w:val="en"/>
           <w14:ligatures w14:val="none"/>
         </w:rPr>
-        <w:t>Chatgpt (GPT</w:t>
+        <w:t>Chatgpt</w:t>
+      </w:r>
+      <w:proofErr w:type="spellEnd"/>
+      <w:r>
+        <w:rPr>
+          <w:rFonts w:ascii="Arial" w:eastAsia="Arial" w:hAnsi="Arial" w:cs="Arial"/>
+          <w:b/>
+          <w:kern w:val="0"/>
+          <w:sz w:val="22"/>
+          <w:szCs w:val="22"/>
+          <w:highlight w:val="darkGray"/>
+          <w:lang w:val="en"/>
+          <w14:ligatures w14:val="none"/>
+        </w:rPr>
+        <w:t xml:space="preserve"> (GPT</w:t>
       </w:r>
       <w:r>
         <w:rPr>
@@ -3888,15 +3892,10 @@
     </w:p>
     <w:p>
       <w:pPr>
-        <w:spacing w:before="280" w:after="120" w:line="276" w:lineRule="auto"/>
-        <w:outlineLvl w:val="1"/>
-        <w:rPr>
-          <w:rFonts w:ascii="Arial" w:eastAsia="Arial" w:hAnsi="Arial" w:cs="Arial"/>
-          <w:kern w:val="0"/>
-          <w:sz w:val="32"/>
-          <w:szCs w:val="32"/>
-          <w:lang w:val="en"/>
-          <w14:ligatures w14:val="none"/>
+        <w:pStyle w:val="Heading2"/>
+        <w:rPr>
+          <w:rFonts w:eastAsia="Arial"/>
+          <w:lang w:val="en"/>
         </w:rPr>
       </w:pPr>
       <w:bookmarkStart w:id="7" w:name="_y7f5kxfskkcq" w:colFirst="0" w:colLast="0"/>
@@ -3904,22 +3903,14 @@
       <w:r>
         <w:rPr>
           <w:rFonts w:ascii="Segoe UI Emoji" w:eastAsia="Arial" w:hAnsi="Segoe UI Emoji" w:cs="Segoe UI Emoji"/>
-          <w:kern w:val="0"/>
-          <w:sz w:val="32"/>
-          <w:szCs w:val="32"/>
-          <w:lang w:val="en"/>
-          <w14:ligatures w14:val="none"/>
+          <w:lang w:val="en"/>
         </w:rPr>
         <w:t>🔍</w:t>
       </w:r>
       <w:r>
         <w:rPr>
-          <w:rFonts w:ascii="Arial" w:eastAsia="Arial" w:hAnsi="Arial" w:cs="Arial"/>
-          <w:kern w:val="0"/>
-          <w:sz w:val="32"/>
-          <w:szCs w:val="32"/>
-          <w:lang w:val="en"/>
-          <w14:ligatures w14:val="none"/>
+          <w:rFonts w:eastAsia="Arial"/>
+          <w:lang w:val="en"/>
         </w:rPr>
         <w:t xml:space="preserve"> Common Brands</w:t>
       </w:r>
@@ -3961,6 +3952,7 @@
         </w:rPr>
         <w:t xml:space="preserve">: </w:t>
       </w:r>
+      <w:proofErr w:type="spellStart"/>
       <w:r>
         <w:rPr>
           <w:rFonts w:ascii="Arial" w:eastAsia="Arial" w:hAnsi="Arial" w:cs="Arial"/>
@@ -3972,7 +3964,21 @@
           <w:lang w:val="en"/>
           <w14:ligatures w14:val="none"/>
         </w:rPr>
-        <w:t>Chatgpt (GPT</w:t>
+        <w:t>Chatgpt</w:t>
+      </w:r>
+      <w:proofErr w:type="spellEnd"/>
+      <w:r>
+        <w:rPr>
+          <w:rFonts w:ascii="Arial" w:eastAsia="Arial" w:hAnsi="Arial" w:cs="Arial"/>
+          <w:b/>
+          <w:kern w:val="0"/>
+          <w:sz w:val="22"/>
+          <w:szCs w:val="22"/>
+          <w:highlight w:val="darkGray"/>
+          <w:lang w:val="en"/>
+          <w14:ligatures w14:val="none"/>
+        </w:rPr>
+        <w:t xml:space="preserve"> (GPT</w:t>
       </w:r>
       <w:r>
         <w:rPr>
@@ -4062,7 +4068,29 @@
           <w:lang w:val="en"/>
           <w14:ligatures w14:val="none"/>
         </w:rPr>
-        <w:t>TP-Link, ASUS, Netgear (USB &amp; PCIe adapters)</w:t>
+        <w:t xml:space="preserve">TP-Link, ASUS, </w:t>
+      </w:r>
+      <w:proofErr w:type="spellStart"/>
+      <w:r>
+        <w:rPr>
+          <w:rFonts w:ascii="Roboto Mono" w:eastAsia="Roboto Mono" w:hAnsi="Roboto Mono" w:cs="Arial"/>
+          <w:kern w:val="0"/>
+          <w:szCs w:val="22"/>
+          <w:lang w:val="en"/>
+          <w14:ligatures w14:val="none"/>
+        </w:rPr>
+        <w:t>Netgear</w:t>
+      </w:r>
+      <w:proofErr w:type="spellEnd"/>
+      <w:r>
+        <w:rPr>
+          <w:rFonts w:ascii="Roboto Mono" w:eastAsia="Roboto Mono" w:hAnsi="Roboto Mono" w:cs="Arial"/>
+          <w:kern w:val="0"/>
+          <w:szCs w:val="22"/>
+          <w:lang w:val="en"/>
+          <w14:ligatures w14:val="none"/>
+        </w:rPr>
+        <w:t xml:space="preserve"> (USB &amp; PCIe adapters)</w:t>
       </w:r>
       <w:r>
         <w:rPr>
@@ -4139,15 +4167,10 @@
     </w:p>
     <w:p>
       <w:pPr>
-        <w:spacing w:before="280" w:after="120" w:line="276" w:lineRule="auto"/>
-        <w:outlineLvl w:val="1"/>
-        <w:rPr>
-          <w:rFonts w:ascii="Arial" w:eastAsia="Arial" w:hAnsi="Arial" w:cs="Arial"/>
-          <w:kern w:val="0"/>
-          <w:sz w:val="32"/>
-          <w:szCs w:val="32"/>
-          <w:lang w:val="en"/>
-          <w14:ligatures w14:val="none"/>
+        <w:pStyle w:val="Heading2"/>
+        <w:rPr>
+          <w:rFonts w:eastAsia="Arial"/>
+          <w:lang w:val="en"/>
         </w:rPr>
       </w:pPr>
       <w:bookmarkStart w:id="8" w:name="_58w6vilnim85" w:colFirst="0" w:colLast="0"/>
@@ -4155,22 +4178,14 @@
       <w:r>
         <w:rPr>
           <w:rFonts w:ascii="Segoe UI Emoji" w:eastAsia="Arial" w:hAnsi="Segoe UI Emoji" w:cs="Segoe UI Emoji"/>
-          <w:kern w:val="0"/>
-          <w:sz w:val="32"/>
-          <w:szCs w:val="32"/>
-          <w:lang w:val="en"/>
-          <w14:ligatures w14:val="none"/>
+          <w:lang w:val="en"/>
         </w:rPr>
         <w:t>📌</w:t>
       </w:r>
       <w:r>
         <w:rPr>
-          <w:rFonts w:ascii="Arial" w:eastAsia="Arial" w:hAnsi="Arial" w:cs="Arial"/>
-          <w:kern w:val="0"/>
-          <w:sz w:val="32"/>
-          <w:szCs w:val="32"/>
-          <w:lang w:val="en"/>
-          <w14:ligatures w14:val="none"/>
+          <w:rFonts w:eastAsia="Arial"/>
+          <w:lang w:val="en"/>
         </w:rPr>
         <w:t xml:space="preserve"> Summary</w:t>
       </w:r>
@@ -4212,6 +4227,7 @@
         </w:rPr>
         <w:t xml:space="preserve">: </w:t>
       </w:r>
+      <w:proofErr w:type="spellStart"/>
       <w:r>
         <w:rPr>
           <w:rFonts w:ascii="Arial" w:eastAsia="Arial" w:hAnsi="Arial" w:cs="Arial"/>
@@ -4223,7 +4239,21 @@
           <w:lang w:val="en"/>
           <w14:ligatures w14:val="none"/>
         </w:rPr>
-        <w:t>Chatgpt (GPT</w:t>
+        <w:t>Chatgpt</w:t>
+      </w:r>
+      <w:proofErr w:type="spellEnd"/>
+      <w:r>
+        <w:rPr>
+          <w:rFonts w:ascii="Arial" w:eastAsia="Arial" w:hAnsi="Arial" w:cs="Arial"/>
+          <w:b/>
+          <w:kern w:val="0"/>
+          <w:sz w:val="22"/>
+          <w:szCs w:val="22"/>
+          <w:highlight w:val="darkGray"/>
+          <w:lang w:val="en"/>
+          <w14:ligatures w14:val="none"/>
+        </w:rPr>
+        <w:t xml:space="preserve"> (GPT</w:t>
       </w:r>
       <w:r>
         <w:rPr>
@@ -4274,6 +4304,7 @@
           <w:lang w:val="en"/>
           <w14:ligatures w14:val="none"/>
         </w:rPr>
+        <w:lastRenderedPageBreak/>
         <w:drawing>
           <wp:inline distT="114300" distB="114300" distL="114300" distR="114300" wp14:anchorId="73873C75" wp14:editId="262740DA">
             <wp:extent cx="5943600" cy="1930400"/>
@@ -5699,7 +5730,6 @@
     <w:next w:val="Normal"/>
     <w:link w:val="Heading2Char"/>
     <w:uiPriority w:val="9"/>
-    <w:semiHidden/>
     <w:unhideWhenUsed/>
     <w:qFormat/>
     <w:rsid w:val="007C7D07"/>
@@ -5916,7 +5946,6 @@
     <w:basedOn w:val="DefaultParagraphFont"/>
     <w:link w:val="Heading2"/>
     <w:uiPriority w:val="9"/>
-    <w:semiHidden/>
     <w:rsid w:val="007C7D07"/>
     <w:rPr>
       <w:rFonts w:asciiTheme="majorHAnsi" w:eastAsiaTheme="majorEastAsia" w:hAnsiTheme="majorHAnsi" w:cstheme="majorBidi"/>
